--- a/docs/manuales/Guia_Visitas.docx
+++ b/docs/manuales/Guia_Visitas.docx
@@ -80,7 +80,7 @@
           <w:color w:val="56648F"/>
           <w:sz w:val="21"/>
         </w:rPr>
-        <w:t>Versión 1.0   ·   23/07/2026</w:t>
+        <w:t>Versión 1.1   ·   23/07/2026</w:t>
       </w:r>
     </w:p>
     <w:p/>
@@ -132,7 +132,7 @@
     </w:p>
     <w:p>
       <w:r>
-        <w:t>Buscar y seleccionar la empresa sobre la que se hizo la visita.</w:t>
+        <w:t>Buscar y seleccionar la empresa sobre la que se hizo la visita. Si no existe, aparece la opción "➕ Crear nueva cuenta" para crearla en el momento sin salir del formulario.</w:t>
       </w:r>
     </w:p>
     <w:p>

--- a/docs/manuales/Guia_Visitas.docx
+++ b/docs/manuales/Guia_Visitas.docx
@@ -80,7 +80,7 @@
           <w:color w:val="56648F"/>
           <w:sz w:val="21"/>
         </w:rPr>
-        <w:t>Versión 1.1   ·   23/07/2026</w:t>
+        <w:t>Versión 1.2   ·   23/07/2026</w:t>
       </w:r>
     </w:p>
     <w:p/>
@@ -96,7 +96,7 @@
     </w:p>
     <w:p>
       <w:r>
-        <w:t>Permite registrar de forma rápida las visitas comerciales realizadas a un inmueble en el marco de una cuenta. Cada visita queda asociada a la cuenta y al inmueble.</w:t>
+        <w:t>Permite registrar de forma rápida las visitas comerciales realizadas a un inmueble. La visita puede asociarse a una Cuenta, a un Contacto, a ambos o a ninguno (por ejemplo, una visita con un particular). El inmueble es el único dato obligatorio.</w:t>
       </w:r>
     </w:p>
     <w:p/>
@@ -117,7 +117,7 @@
           <w:color w:val="00285A"/>
           <w:sz w:val="23"/>
         </w:rPr>
-        <w:t>Cuenta</w:t>
+        <w:t>Tipo de inmueble</w:t>
       </w:r>
     </w:p>
     <w:p>
@@ -132,7 +132,7 @@
     </w:p>
     <w:p>
       <w:r>
-        <w:t>Buscar y seleccionar la empresa sobre la que se hizo la visita. Si no existe, aparece la opción "➕ Crear nueva cuenta" para crearla en el momento sin salir del formulario.</w:t>
+        <w:t>Elegir Oficinas, Retail o Industria &amp; Logística para acotar el listado de inmuebles. Si se deja en "Todos los tipos", el buscador muestra todos.</w:t>
       </w:r>
     </w:p>
     <w:p>
@@ -165,7 +165,40 @@
     </w:p>
     <w:p>
       <w:r>
-        <w:t>Buscar y seleccionar el inmueble visitado.</w:t>
+        <w:t>Buscar y seleccionar el inmueble visitado (obligatorio). Muestra los inmuebles del tipo elegido.</w:t>
+      </w:r>
+    </w:p>
+    <w:p>
+      <w:r>
+        <w:rPr>
+          <w:color w:val="C9D6F0"/>
+        </w:rPr>
+        <w:t>──────────────────────────────────────────────</w:t>
+      </w:r>
+    </w:p>
+    <w:p>
+      <w:r>
+        <w:rPr>
+          <w:b/>
+          <w:color w:val="00285A"/>
+          <w:sz w:val="23"/>
+        </w:rPr>
+        <w:t>Cuenta</w:t>
+      </w:r>
+    </w:p>
+    <w:p>
+      <w:r>
+        <w:rPr>
+          <w:b/>
+          <w:color w:val="1C54F4"/>
+          <w:sz w:val="21"/>
+        </w:rPr>
+        <w:t>Qué ingresar:</w:t>
+      </w:r>
+    </w:p>
+    <w:p>
+      <w:r>
+        <w:t>Buscar y seleccionar la empresa sobre la que se hizo la visita (opcional). Si no existe, aparece la opción "➕ Crear nueva cuenta" para crearla en el momento sin salir del formulario.</w:t>
       </w:r>
     </w:p>
     <w:p>
@@ -198,7 +231,7 @@
     </w:p>
     <w:p>
       <w:r>
-        <w:t>Buscar y seleccionar la persona con la que se realizó la visita (opcional).</w:t>
+        <w:t>Buscar y seleccionar la persona con la que se realizó la visita (opcional). No hace falta elegir una Cuenta primero: se pueden buscar contactos de cualquier empresa y también contactos sin cuenta asociada. Si ya se eligió una Cuenta, sus contactos aparecen primero. Al elegir un contacto se muestra a qué cuenta pertenece y, si el campo Cuenta estaba vacío, se completa solo.</w:t>
       </w:r>
     </w:p>
     <w:p>
@@ -266,7 +299,7 @@
         <w:pStyle w:val="ListBullet"/>
       </w:pPr>
       <w:r>
-        <w:t>Se genera automáticamente una actividad "Visita Comercial" en la cuenta.</w:t>
+        <w:t>Se genera automáticamente una actividad "Visita Comercial" en la cuenta; si la visita no tiene cuenta pero sí contacto, la actividad queda registrada en el contacto.</w:t>
       </w:r>
     </w:p>
     <w:p>

--- a/docs/manuales/Guia_Visitas.docx
+++ b/docs/manuales/Guia_Visitas.docx
@@ -80,7 +80,7 @@
           <w:color w:val="56648F"/>
           <w:sz w:val="21"/>
         </w:rPr>
-        <w:t>Versión 1.2   ·   23/07/2026</w:t>
+        <w:t>Versión 1.3   ·   23/07/2026</w:t>
       </w:r>
     </w:p>
     <w:p/>
@@ -132,7 +132,7 @@
     </w:p>
     <w:p>
       <w:r>
-        <w:t>Elegir Oficinas, Retail o Industria &amp; Logística para acotar el listado de inmuebles. Si se deja en "Todos los tipos", el buscador muestra todos.</w:t>
+        <w:t>Obligatorio. El campo arranca en "Seleccionar" (sin valor por defecto): elegir Oficinas, Retail o Industria &amp; Logística. El listado de inmuebles muestra sólo los del tipo elegido; si se cambia el tipo, hay que volver a elegir el inmueble.</w:t>
       </w:r>
     </w:p>
     <w:p>

--- a/docs/manuales/Guia_Visitas.docx
+++ b/docs/manuales/Guia_Visitas.docx
@@ -80,7 +80,7 @@
           <w:color w:val="56648F"/>
           <w:sz w:val="21"/>
         </w:rPr>
-        <w:t>Versión 1.3   ·   23/07/2026</w:t>
+        <w:t>Versión 1.4   ·   23/07/2026</w:t>
       </w:r>
     </w:p>
     <w:p/>
@@ -232,6 +232,39 @@
     <w:p>
       <w:r>
         <w:t>Buscar y seleccionar la persona con la que se realizó la visita (opcional). No hace falta elegir una Cuenta primero: se pueden buscar contactos de cualquier empresa y también contactos sin cuenta asociada. Si ya se eligió una Cuenta, sus contactos aparecen primero. Al elegir un contacto se muestra a qué cuenta pertenece y, si el campo Cuenta estaba vacío, se completa solo.</w:t>
+      </w:r>
+    </w:p>
+    <w:p>
+      <w:r>
+        <w:rPr>
+          <w:color w:val="C9D6F0"/>
+        </w:rPr>
+        <w:t>──────────────────────────────────────────────</w:t>
+      </w:r>
+    </w:p>
+    <w:p>
+      <w:r>
+        <w:rPr>
+          <w:b/>
+          <w:color w:val="00285A"/>
+          <w:sz w:val="23"/>
+        </w:rPr>
+        <w:t>¿Querés asociar esta visita a una oportunidad?</w:t>
+      </w:r>
+    </w:p>
+    <w:p>
+      <w:r>
+        <w:rPr>
+          <w:b/>
+          <w:color w:val="1C54F4"/>
+          <w:sz w:val="21"/>
+        </w:rPr>
+        <w:t>Qué ingresar:</w:t>
+      </w:r>
+    </w:p>
+    <w:p>
+      <w:r>
+        <w:t>Aparece sólo si la Cuenta elegida tiene oportunidades abiertas. Si se responde Sí, se habilita el selector Oportunidad con las oportunidades de esa Cuenta (hay que elegir una; no viene ninguna preseleccionada). Si se responde No, la visita se registra sin oportunidad. Al cambiar de Cuenta la lista se actualiza y no se conserva una oportunidad de la cuenta anterior.</w:t>
       </w:r>
     </w:p>
     <w:p>
